--- a/dosyalar/8-sinif/2026-2027-1d1y/arapca-8-1d1y-cevap-anahtari.docx
+++ b/dosyalar/8-sinif/2026-2027-1d1y/arapca-8-1d1y-cevap-anahtari.docx
@@ -1787,7 +1787,7 @@
                 <w:rtl/>
                 <w:lang w:bidi="ar-SA"/>
               </w:rPr>
-              <w:t xml:space="preserve">إلى أَيْنَ</w:t>
+              <w:t xml:space="preserve">إلى أَيْن</w:t>
             </w:r>
             <w:r>
               <w:rPr>
@@ -4368,7 +4368,7 @@
                 <w:rtl/>
                 <w:lang w:bidi="ar-SA"/>
               </w:rPr>
-              <w:t xml:space="preserve">كَيْفَ</w:t>
+              <w:t xml:space="preserve">كَيْف</w:t>
             </w:r>
             <w:r>
               <w:rPr>
@@ -6949,7 +6949,7 @@
                 <w:rtl/>
                 <w:lang w:bidi="ar-SA"/>
               </w:rPr>
-              <w:t xml:space="preserve">أَيْنَ</w:t>
+              <w:t xml:space="preserve">أَيْن</w:t>
             </w:r>
             <w:r>
               <w:rPr>
@@ -9530,7 +9530,7 @@
                 <w:rtl/>
                 <w:lang w:bidi="ar-SA"/>
               </w:rPr>
-              <w:t xml:space="preserve">كَيْفَ</w:t>
+              <w:t xml:space="preserve">كَيْف</w:t>
             </w:r>
             <w:r>
               <w:rPr>
